--- a/lab05/lab 5.docx
+++ b/lab05/lab 5.docx
@@ -541,28 +541,24 @@
         <w:pStyle w:val="Heading3"/>
       </w:pPr>
       <w:r>
-        <w:t>Task1:</w:t>
-      </w:r>
-    </w:p>
-    <w:p>
-      <w:pPr>
-        <w:pStyle w:val="Heading1"/>
-        <w:rPr>
-          <w:b/>
-          <w:bCs/>
-        </w:rPr>
-      </w:pPr>
-      <w:r>
         <w:rPr>
           <w:b/>
           <w:bCs/>
           <w:noProof/>
         </w:rPr>
         <w:drawing>
-          <wp:inline distT="0" distB="0" distL="0" distR="0" wp14:anchorId="60272C1F" wp14:editId="59D483B7">
-            <wp:extent cx="5420481" cy="6830378"/>
-            <wp:effectExtent l="0" t="0" r="8890" b="8890"/>
-            <wp:docPr id="1018943205" name="Picture 1"/>
+          <wp:anchor distT="0" distB="0" distL="114300" distR="114300" simplePos="0" relativeHeight="251661312" behindDoc="0" locked="0" layoutInCell="1" allowOverlap="1" wp14:anchorId="76668B3F" wp14:editId="658E64B6">
+            <wp:simplePos x="0" y="0"/>
+            <wp:positionH relativeFrom="margin">
+              <wp:posOffset>-146050</wp:posOffset>
+            </wp:positionH>
+            <wp:positionV relativeFrom="paragraph">
+              <wp:posOffset>315595</wp:posOffset>
+            </wp:positionV>
+            <wp:extent cx="5943600" cy="5994400"/>
+            <wp:effectExtent l="0" t="0" r="0" b="6350"/>
+            <wp:wrapSquare wrapText="bothSides"/>
+            <wp:docPr id="1722240542" name="Picture 1"/>
             <wp:cNvGraphicFramePr>
               <a:graphicFrameLocks xmlns:a="http://schemas.openxmlformats.org/drawingml/2006/main" noChangeAspect="1"/>
             </wp:cNvGraphicFramePr>
@@ -570,122 +566,11 @@
               <a:graphicData uri="http://schemas.openxmlformats.org/drawingml/2006/picture">
                 <pic:pic xmlns:pic="http://schemas.openxmlformats.org/drawingml/2006/picture">
                   <pic:nvPicPr>
-                    <pic:cNvPr id="1018943205" name=""/>
+                    <pic:cNvPr id="1722240542" name=""/>
                     <pic:cNvPicPr/>
                   </pic:nvPicPr>
                   <pic:blipFill>
-                    <a:blip r:embed="rId7"/>
-                    <a:stretch>
-                      <a:fillRect/>
-                    </a:stretch>
-                  </pic:blipFill>
-                  <pic:spPr>
-                    <a:xfrm>
-                      <a:off x="0" y="0"/>
-                      <a:ext cx="5420481" cy="6830378"/>
-                    </a:xfrm>
-                    <a:prstGeom prst="rect">
-                      <a:avLst/>
-                    </a:prstGeom>
-                  </pic:spPr>
-                </pic:pic>
-              </a:graphicData>
-            </a:graphic>
-          </wp:inline>
-        </w:drawing>
-      </w:r>
-    </w:p>
-    <w:p>
-      <w:pPr>
-        <w:pStyle w:val="Heading3"/>
-      </w:pPr>
-      <w:r>
-        <w:t>Output:</w:t>
-      </w:r>
-    </w:p>
-    <w:p>
-      <w:r>
-        <w:rPr>
-          <w:noProof/>
-        </w:rPr>
-        <w:lastRenderedPageBreak/>
-        <w:drawing>
-          <wp:inline distT="0" distB="0" distL="0" distR="0" wp14:anchorId="04EE2166" wp14:editId="3E83F6FC">
-            <wp:extent cx="3943900" cy="1552792"/>
-            <wp:effectExtent l="0" t="0" r="0" b="9525"/>
-            <wp:docPr id="1278693163" name="Picture 1"/>
-            <wp:cNvGraphicFramePr>
-              <a:graphicFrameLocks xmlns:a="http://schemas.openxmlformats.org/drawingml/2006/main" noChangeAspect="1"/>
-            </wp:cNvGraphicFramePr>
-            <a:graphic xmlns:a="http://schemas.openxmlformats.org/drawingml/2006/main">
-              <a:graphicData uri="http://schemas.openxmlformats.org/drawingml/2006/picture">
-                <pic:pic xmlns:pic="http://schemas.openxmlformats.org/drawingml/2006/picture">
-                  <pic:nvPicPr>
-                    <pic:cNvPr id="1278693163" name=""/>
-                    <pic:cNvPicPr/>
-                  </pic:nvPicPr>
-                  <pic:blipFill>
-                    <a:blip r:embed="rId8"/>
-                    <a:stretch>
-                      <a:fillRect/>
-                    </a:stretch>
-                  </pic:blipFill>
-                  <pic:spPr>
-                    <a:xfrm>
-                      <a:off x="0" y="0"/>
-                      <a:ext cx="3943900" cy="1552792"/>
-                    </a:xfrm>
-                    <a:prstGeom prst="rect">
-                      <a:avLst/>
-                    </a:prstGeom>
-                  </pic:spPr>
-                </pic:pic>
-              </a:graphicData>
-            </a:graphic>
-          </wp:inline>
-        </w:drawing>
-      </w:r>
-    </w:p>
-    <w:p>
-      <w:pPr>
-        <w:pStyle w:val="Heading2"/>
-        <w:jc w:val="left"/>
-      </w:pPr>
-      <w:r>
-        <w:lastRenderedPageBreak/>
-        <w:t>Task 2</w:t>
-      </w:r>
-    </w:p>
-    <w:p>
-      <w:r>
-        <w:rPr>
-          <w:noProof/>
-        </w:rPr>
-        <w:drawing>
-          <wp:anchor distT="0" distB="0" distL="114300" distR="114300" simplePos="0" relativeHeight="251660288" behindDoc="0" locked="0" layoutInCell="1" allowOverlap="1" wp14:anchorId="150036E0" wp14:editId="16391AF4">
-            <wp:simplePos x="0" y="0"/>
-            <wp:positionH relativeFrom="column">
-              <wp:posOffset>-195691</wp:posOffset>
-            </wp:positionH>
-            <wp:positionV relativeFrom="paragraph">
-              <wp:posOffset>76046</wp:posOffset>
-            </wp:positionV>
-            <wp:extent cx="5048885" cy="7530465"/>
-            <wp:effectExtent l="0" t="0" r="0" b="0"/>
-            <wp:wrapSquare wrapText="bothSides"/>
-            <wp:docPr id="1597491694" name="Picture 1"/>
-            <wp:cNvGraphicFramePr>
-              <a:graphicFrameLocks xmlns:a="http://schemas.openxmlformats.org/drawingml/2006/main" noChangeAspect="1"/>
-            </wp:cNvGraphicFramePr>
-            <a:graphic xmlns:a="http://schemas.openxmlformats.org/drawingml/2006/main">
-              <a:graphicData uri="http://schemas.openxmlformats.org/drawingml/2006/picture">
-                <pic:pic xmlns:pic="http://schemas.openxmlformats.org/drawingml/2006/picture">
-                  <pic:nvPicPr>
-                    <pic:cNvPr id="1597491694" name=""/>
-                    <pic:cNvPicPr/>
-                  </pic:nvPicPr>
-                  <pic:blipFill>
-                    <a:blip r:embed="rId9">
+                    <a:blip r:embed="rId7">
                       <a:extLst>
                         <a:ext uri="{28A0092B-C50C-407E-A947-70E740481C1C}">
                           <a14:useLocalDpi xmlns:a14="http://schemas.microsoft.com/office/drawing/2010/main" val="0"/>
@@ -699,7 +584,7 @@
                   <pic:spPr>
                     <a:xfrm>
                       <a:off x="0" y="0"/>
-                      <a:ext cx="5048885" cy="7530465"/>
+                      <a:ext cx="5943600" cy="5994400"/>
                     </a:xfrm>
                     <a:prstGeom prst="rect">
                       <a:avLst/>
@@ -708,35 +593,47 @@
                 </pic:pic>
               </a:graphicData>
             </a:graphic>
-            <wp14:sizeRelH relativeFrom="margin">
-              <wp14:pctWidth>0</wp14:pctWidth>
-            </wp14:sizeRelH>
             <wp14:sizeRelV relativeFrom="margin">
               <wp14:pctHeight>0</wp14:pctHeight>
             </wp14:sizeRelV>
           </wp:anchor>
         </w:drawing>
       </w:r>
+      <w:r>
+        <w:t>Task</w:t>
+      </w:r>
+      <w:r>
+        <w:t>1</w:t>
+      </w:r>
+      <w:r>
+        <w:t>:</w:t>
+      </w:r>
+    </w:p>
+    <w:p>
+      <w:pPr>
+        <w:pStyle w:val="Heading1"/>
+        <w:jc w:val="left"/>
+        <w:rPr>
+          <w:b/>
+          <w:bCs/>
+        </w:rPr>
+      </w:pPr>
     </w:p>
     <w:p>
       <w:pPr>
         <w:pStyle w:val="Heading3"/>
       </w:pPr>
       <w:r>
-        <w:lastRenderedPageBreak/>
         <w:t>Output:</w:t>
       </w:r>
     </w:p>
     <w:p>
       <w:r>
-        <w:rPr>
-          <w:noProof/>
-        </w:rPr>
         <w:drawing>
-          <wp:inline distT="0" distB="0" distL="0" distR="0" wp14:anchorId="3AF74E3B" wp14:editId="6E099578">
-            <wp:extent cx="3458058" cy="1933845"/>
-            <wp:effectExtent l="0" t="0" r="9525" b="9525"/>
-            <wp:docPr id="160104968" name="Picture 1"/>
+          <wp:inline distT="0" distB="0" distL="0" distR="0" wp14:anchorId="0D12D4E6" wp14:editId="267E2644">
+            <wp:extent cx="2362530" cy="400106"/>
+            <wp:effectExtent l="0" t="0" r="0" b="0"/>
+            <wp:docPr id="1166445887" name="Picture 1"/>
             <wp:cNvGraphicFramePr>
               <a:graphicFrameLocks xmlns:a="http://schemas.openxmlformats.org/drawingml/2006/main" noChangeAspect="1"/>
             </wp:cNvGraphicFramePr>
@@ -744,7 +641,103 @@
               <a:graphicData uri="http://schemas.openxmlformats.org/drawingml/2006/picture">
                 <pic:pic xmlns:pic="http://schemas.openxmlformats.org/drawingml/2006/picture">
                   <pic:nvPicPr>
-                    <pic:cNvPr id="160104968" name=""/>
+                    <pic:cNvPr id="1166445887" name=""/>
+                    <pic:cNvPicPr/>
+                  </pic:nvPicPr>
+                  <pic:blipFill>
+                    <a:blip r:embed="rId8"/>
+                    <a:stretch>
+                      <a:fillRect/>
+                    </a:stretch>
+                  </pic:blipFill>
+                  <pic:spPr>
+                    <a:xfrm>
+                      <a:off x="0" y="0"/>
+                      <a:ext cx="2362530" cy="400106"/>
+                    </a:xfrm>
+                    <a:prstGeom prst="rect">
+                      <a:avLst/>
+                    </a:prstGeom>
+                  </pic:spPr>
+                </pic:pic>
+              </a:graphicData>
+            </a:graphic>
+          </wp:inline>
+        </w:drawing>
+      </w:r>
+    </w:p>
+    <w:p>
+      <w:pPr>
+        <w:pStyle w:val="Heading2"/>
+        <w:jc w:val="left"/>
+      </w:pPr>
+      <w:r>
+        <w:lastRenderedPageBreak/>
+        <w:t>Task 2</w:t>
+      </w:r>
+    </w:p>
+    <w:p>
+      <w:r>
+        <w:drawing>
+          <wp:inline distT="0" distB="0" distL="0" distR="0" wp14:anchorId="75C8D370" wp14:editId="3464596A">
+            <wp:extent cx="5772956" cy="7116168"/>
+            <wp:effectExtent l="0" t="0" r="0" b="8890"/>
+            <wp:docPr id="741709745" name="Picture 1"/>
+            <wp:cNvGraphicFramePr>
+              <a:graphicFrameLocks xmlns:a="http://schemas.openxmlformats.org/drawingml/2006/main" noChangeAspect="1"/>
+            </wp:cNvGraphicFramePr>
+            <a:graphic xmlns:a="http://schemas.openxmlformats.org/drawingml/2006/main">
+              <a:graphicData uri="http://schemas.openxmlformats.org/drawingml/2006/picture">
+                <pic:pic xmlns:pic="http://schemas.openxmlformats.org/drawingml/2006/picture">
+                  <pic:nvPicPr>
+                    <pic:cNvPr id="741709745" name=""/>
+                    <pic:cNvPicPr/>
+                  </pic:nvPicPr>
+                  <pic:blipFill>
+                    <a:blip r:embed="rId9"/>
+                    <a:stretch>
+                      <a:fillRect/>
+                    </a:stretch>
+                  </pic:blipFill>
+                  <pic:spPr>
+                    <a:xfrm>
+                      <a:off x="0" y="0"/>
+                      <a:ext cx="5772956" cy="7116168"/>
+                    </a:xfrm>
+                    <a:prstGeom prst="rect">
+                      <a:avLst/>
+                    </a:prstGeom>
+                  </pic:spPr>
+                </pic:pic>
+              </a:graphicData>
+            </a:graphic>
+          </wp:inline>
+        </w:drawing>
+      </w:r>
+    </w:p>
+    <w:p>
+      <w:pPr>
+        <w:pStyle w:val="Heading3"/>
+      </w:pPr>
+      <w:r>
+        <w:t>Output:</w:t>
+      </w:r>
+    </w:p>
+    <w:p>
+      <w:r>
+        <w:drawing>
+          <wp:inline distT="0" distB="0" distL="0" distR="0" wp14:anchorId="6981A4B9" wp14:editId="2D992F11">
+            <wp:extent cx="1448002" cy="438211"/>
+            <wp:effectExtent l="0" t="0" r="0" b="0"/>
+            <wp:docPr id="954863064" name="Picture 1"/>
+            <wp:cNvGraphicFramePr>
+              <a:graphicFrameLocks xmlns:a="http://schemas.openxmlformats.org/drawingml/2006/main" noChangeAspect="1"/>
+            </wp:cNvGraphicFramePr>
+            <a:graphic xmlns:a="http://schemas.openxmlformats.org/drawingml/2006/main">
+              <a:graphicData uri="http://schemas.openxmlformats.org/drawingml/2006/picture">
+                <pic:pic xmlns:pic="http://schemas.openxmlformats.org/drawingml/2006/picture">
+                  <pic:nvPicPr>
+                    <pic:cNvPr id="954863064" name=""/>
                     <pic:cNvPicPr/>
                   </pic:nvPicPr>
                   <pic:blipFill>
@@ -756,7 +749,7 @@
                   <pic:spPr>
                     <a:xfrm>
                       <a:off x="0" y="0"/>
-                      <a:ext cx="3458058" cy="1933845"/>
+                      <a:ext cx="1448002" cy="438211"/>
                     </a:xfrm>
                     <a:prstGeom prst="rect">
                       <a:avLst/>
@@ -774,6 +767,7 @@
         <w:pStyle w:val="Heading3"/>
       </w:pPr>
       <w:r>
+        <w:lastRenderedPageBreak/>
         <w:t>Task 3:</w:t>
       </w:r>
     </w:p>
@@ -820,20 +814,20 @@
       </w:r>
     </w:p>
     <w:p>
+      <w:pPr>
+        <w:pStyle w:val="Heading3"/>
+      </w:pPr>
       <w:r>
         <w:t>Output:</w:t>
       </w:r>
     </w:p>
     <w:p>
       <w:r>
-        <w:rPr>
-          <w:noProof/>
-        </w:rPr>
         <w:drawing>
-          <wp:inline distT="0" distB="0" distL="0" distR="0" wp14:anchorId="6290A898" wp14:editId="62A0C5FA">
-            <wp:extent cx="2572109" cy="828791"/>
+          <wp:inline distT="0" distB="0" distL="0" distR="0" wp14:anchorId="69275BBA" wp14:editId="25F6EAE1">
+            <wp:extent cx="1876687" cy="600159"/>
             <wp:effectExtent l="0" t="0" r="0" b="9525"/>
-            <wp:docPr id="1988043409" name="Picture 1"/>
+            <wp:docPr id="1458755610" name="Picture 1"/>
             <wp:cNvGraphicFramePr>
               <a:graphicFrameLocks xmlns:a="http://schemas.openxmlformats.org/drawingml/2006/main" noChangeAspect="1"/>
             </wp:cNvGraphicFramePr>
@@ -841,7 +835,7 @@
               <a:graphicData uri="http://schemas.openxmlformats.org/drawingml/2006/picture">
                 <pic:pic xmlns:pic="http://schemas.openxmlformats.org/drawingml/2006/picture">
                   <pic:nvPicPr>
-                    <pic:cNvPr id="1988043409" name=""/>
+                    <pic:cNvPr id="1458755610" name=""/>
                     <pic:cNvPicPr/>
                   </pic:nvPicPr>
                   <pic:blipFill>
@@ -853,7 +847,7 @@
                   <pic:spPr>
                     <a:xfrm>
                       <a:off x="0" y="0"/>
-                      <a:ext cx="2572109" cy="828791"/>
+                      <a:ext cx="1876687" cy="600159"/>
                     </a:xfrm>
                     <a:prstGeom prst="rect">
                       <a:avLst/>
@@ -866,9 +860,1238 @@
         </w:drawing>
       </w:r>
     </w:p>
+    <w:p>
+      <w:pPr>
+        <w:pStyle w:val="Heading3"/>
+      </w:pPr>
+      <w:r>
+        <w:lastRenderedPageBreak/>
+        <w:t>Task4:</w:t>
+      </w:r>
+    </w:p>
+    <w:p>
+      <w:r>
+        <w:drawing>
+          <wp:inline distT="0" distB="0" distL="0" distR="0" wp14:anchorId="5D8D6EE9" wp14:editId="607D9D20">
+            <wp:extent cx="5943600" cy="4185920"/>
+            <wp:effectExtent l="0" t="0" r="0" b="5080"/>
+            <wp:docPr id="1422417425" name="Picture 1"/>
+            <wp:cNvGraphicFramePr>
+              <a:graphicFrameLocks xmlns:a="http://schemas.openxmlformats.org/drawingml/2006/main" noChangeAspect="1"/>
+            </wp:cNvGraphicFramePr>
+            <a:graphic xmlns:a="http://schemas.openxmlformats.org/drawingml/2006/main">
+              <a:graphicData uri="http://schemas.openxmlformats.org/drawingml/2006/picture">
+                <pic:pic xmlns:pic="http://schemas.openxmlformats.org/drawingml/2006/picture">
+                  <pic:nvPicPr>
+                    <pic:cNvPr id="1422417425" name=""/>
+                    <pic:cNvPicPr/>
+                  </pic:nvPicPr>
+                  <pic:blipFill>
+                    <a:blip r:embed="rId13"/>
+                    <a:stretch>
+                      <a:fillRect/>
+                    </a:stretch>
+                  </pic:blipFill>
+                  <pic:spPr>
+                    <a:xfrm>
+                      <a:off x="0" y="0"/>
+                      <a:ext cx="5943600" cy="4185920"/>
+                    </a:xfrm>
+                    <a:prstGeom prst="rect">
+                      <a:avLst/>
+                    </a:prstGeom>
+                  </pic:spPr>
+                </pic:pic>
+              </a:graphicData>
+            </a:graphic>
+          </wp:inline>
+        </w:drawing>
+      </w:r>
+    </w:p>
+    <w:p>
+      <w:pPr>
+        <w:pStyle w:val="Heading3"/>
+      </w:pPr>
+      <w:r>
+        <w:t>Output:</w:t>
+      </w:r>
+    </w:p>
+    <w:p>
+      <w:r>
+        <w:drawing>
+          <wp:inline distT="0" distB="0" distL="0" distR="0" wp14:anchorId="393709B9" wp14:editId="0F7CD4E7">
+            <wp:extent cx="1267002" cy="466790"/>
+            <wp:effectExtent l="0" t="0" r="9525" b="9525"/>
+            <wp:docPr id="1387243867" name="Picture 1"/>
+            <wp:cNvGraphicFramePr>
+              <a:graphicFrameLocks xmlns:a="http://schemas.openxmlformats.org/drawingml/2006/main" noChangeAspect="1"/>
+            </wp:cNvGraphicFramePr>
+            <a:graphic xmlns:a="http://schemas.openxmlformats.org/drawingml/2006/main">
+              <a:graphicData uri="http://schemas.openxmlformats.org/drawingml/2006/picture">
+                <pic:pic xmlns:pic="http://schemas.openxmlformats.org/drawingml/2006/picture">
+                  <pic:nvPicPr>
+                    <pic:cNvPr id="1387243867" name=""/>
+                    <pic:cNvPicPr/>
+                  </pic:nvPicPr>
+                  <pic:blipFill>
+                    <a:blip r:embed="rId14"/>
+                    <a:stretch>
+                      <a:fillRect/>
+                    </a:stretch>
+                  </pic:blipFill>
+                  <pic:spPr>
+                    <a:xfrm>
+                      <a:off x="0" y="0"/>
+                      <a:ext cx="1267002" cy="466790"/>
+                    </a:xfrm>
+                    <a:prstGeom prst="rect">
+                      <a:avLst/>
+                    </a:prstGeom>
+                  </pic:spPr>
+                </pic:pic>
+              </a:graphicData>
+            </a:graphic>
+          </wp:inline>
+        </w:drawing>
+      </w:r>
+    </w:p>
+    <w:p>
+      <w:pPr>
+        <w:pStyle w:val="Heading3"/>
+      </w:pPr>
+      <w:r>
+        <w:lastRenderedPageBreak/>
+        <w:t>Task5:</w:t>
+      </w:r>
+    </w:p>
+    <w:p>
+      <w:r>
+        <w:drawing>
+          <wp:anchor distT="0" distB="0" distL="114300" distR="114300" simplePos="0" relativeHeight="251663360" behindDoc="0" locked="0" layoutInCell="1" allowOverlap="1" wp14:anchorId="261C987B" wp14:editId="6B35CCD1">
+            <wp:simplePos x="0" y="0"/>
+            <wp:positionH relativeFrom="margin">
+              <wp:align>left</wp:align>
+            </wp:positionH>
+            <wp:positionV relativeFrom="paragraph">
+              <wp:posOffset>60</wp:posOffset>
+            </wp:positionV>
+            <wp:extent cx="5448300" cy="6209030"/>
+            <wp:effectExtent l="0" t="0" r="0" b="1270"/>
+            <wp:wrapSquare wrapText="bothSides"/>
+            <wp:docPr id="761799943" name="Picture 1"/>
+            <wp:cNvGraphicFramePr>
+              <a:graphicFrameLocks xmlns:a="http://schemas.openxmlformats.org/drawingml/2006/main" noChangeAspect="1"/>
+            </wp:cNvGraphicFramePr>
+            <a:graphic xmlns:a="http://schemas.openxmlformats.org/drawingml/2006/main">
+              <a:graphicData uri="http://schemas.openxmlformats.org/drawingml/2006/picture">
+                <pic:pic xmlns:pic="http://schemas.openxmlformats.org/drawingml/2006/picture">
+                  <pic:nvPicPr>
+                    <pic:cNvPr id="761799943" name=""/>
+                    <pic:cNvPicPr/>
+                  </pic:nvPicPr>
+                  <pic:blipFill>
+                    <a:blip r:embed="rId15">
+                      <a:extLst>
+                        <a:ext uri="{28A0092B-C50C-407E-A947-70E740481C1C}">
+                          <a14:useLocalDpi xmlns:a14="http://schemas.microsoft.com/office/drawing/2010/main" val="0"/>
+                        </a:ext>
+                      </a:extLst>
+                    </a:blip>
+                    <a:stretch>
+                      <a:fillRect/>
+                    </a:stretch>
+                  </pic:blipFill>
+                  <pic:spPr>
+                    <a:xfrm>
+                      <a:off x="0" y="0"/>
+                      <a:ext cx="5451518" cy="6213081"/>
+                    </a:xfrm>
+                    <a:prstGeom prst="rect">
+                      <a:avLst/>
+                    </a:prstGeom>
+                  </pic:spPr>
+                </pic:pic>
+              </a:graphicData>
+            </a:graphic>
+            <wp14:sizeRelV relativeFrom="margin">
+              <wp14:pctHeight>0</wp14:pctHeight>
+            </wp14:sizeRelV>
+          </wp:anchor>
+        </w:drawing>
+      </w:r>
+    </w:p>
+    <w:p>
+      <w:pPr>
+        <w:pStyle w:val="Heading3"/>
+      </w:pPr>
+      <w:r>
+        <w:t>Output:</w:t>
+      </w:r>
+    </w:p>
+    <w:p>
+      <w:r>
+        <w:drawing>
+          <wp:inline distT="0" distB="0" distL="0" distR="0" wp14:anchorId="29A374D9" wp14:editId="4D60ABF6">
+            <wp:extent cx="2040819" cy="744250"/>
+            <wp:effectExtent l="0" t="0" r="0" b="0"/>
+            <wp:docPr id="735820618" name="Picture 1"/>
+            <wp:cNvGraphicFramePr>
+              <a:graphicFrameLocks xmlns:a="http://schemas.openxmlformats.org/drawingml/2006/main" noChangeAspect="1"/>
+            </wp:cNvGraphicFramePr>
+            <a:graphic xmlns:a="http://schemas.openxmlformats.org/drawingml/2006/main">
+              <a:graphicData uri="http://schemas.openxmlformats.org/drawingml/2006/picture">
+                <pic:pic xmlns:pic="http://schemas.openxmlformats.org/drawingml/2006/picture">
+                  <pic:nvPicPr>
+                    <pic:cNvPr id="735820618" name=""/>
+                    <pic:cNvPicPr/>
+                  </pic:nvPicPr>
+                  <pic:blipFill>
+                    <a:blip r:embed="rId16"/>
+                    <a:stretch>
+                      <a:fillRect/>
+                    </a:stretch>
+                  </pic:blipFill>
+                  <pic:spPr>
+                    <a:xfrm>
+                      <a:off x="0" y="0"/>
+                      <a:ext cx="2058895" cy="750842"/>
+                    </a:xfrm>
+                    <a:prstGeom prst="rect">
+                      <a:avLst/>
+                    </a:prstGeom>
+                  </pic:spPr>
+                </pic:pic>
+              </a:graphicData>
+            </a:graphic>
+          </wp:inline>
+        </w:drawing>
+      </w:r>
+    </w:p>
+    <w:p>
+      <w:pPr>
+        <w:pStyle w:val="Heading3"/>
+      </w:pPr>
+      <w:r>
+        <w:lastRenderedPageBreak/>
+        <w:t>Task6:</w:t>
+      </w:r>
+    </w:p>
+    <w:p>
+      <w:r>
+        <w:drawing>
+          <wp:inline distT="0" distB="0" distL="0" distR="0" wp14:anchorId="1903A0A7" wp14:editId="130D0A2C">
+            <wp:extent cx="5231219" cy="7846695"/>
+            <wp:effectExtent l="0" t="0" r="7620" b="1905"/>
+            <wp:docPr id="516064367" name="Picture 1"/>
+            <wp:cNvGraphicFramePr>
+              <a:graphicFrameLocks xmlns:a="http://schemas.openxmlformats.org/drawingml/2006/main" noChangeAspect="1"/>
+            </wp:cNvGraphicFramePr>
+            <a:graphic xmlns:a="http://schemas.openxmlformats.org/drawingml/2006/main">
+              <a:graphicData uri="http://schemas.openxmlformats.org/drawingml/2006/picture">
+                <pic:pic xmlns:pic="http://schemas.openxmlformats.org/drawingml/2006/picture">
+                  <pic:nvPicPr>
+                    <pic:cNvPr id="516064367" name=""/>
+                    <pic:cNvPicPr/>
+                  </pic:nvPicPr>
+                  <pic:blipFill>
+                    <a:blip r:embed="rId17"/>
+                    <a:stretch>
+                      <a:fillRect/>
+                    </a:stretch>
+                  </pic:blipFill>
+                  <pic:spPr>
+                    <a:xfrm>
+                      <a:off x="0" y="0"/>
+                      <a:ext cx="5235462" cy="7853060"/>
+                    </a:xfrm>
+                    <a:prstGeom prst="rect">
+                      <a:avLst/>
+                    </a:prstGeom>
+                  </pic:spPr>
+                </pic:pic>
+              </a:graphicData>
+            </a:graphic>
+          </wp:inline>
+        </w:drawing>
+      </w:r>
+    </w:p>
+    <w:p>
+      <w:pPr>
+        <w:pStyle w:val="Heading3"/>
+      </w:pPr>
+      <w:r>
+        <w:lastRenderedPageBreak/>
+        <w:t>Output:</w:t>
+      </w:r>
+    </w:p>
+    <w:p>
+      <w:r>
+        <w:drawing>
+          <wp:inline distT="0" distB="0" distL="0" distR="0" wp14:anchorId="2B630E3B" wp14:editId="1225BF1C">
+            <wp:extent cx="3162741" cy="4153480"/>
+            <wp:effectExtent l="0" t="0" r="0" b="0"/>
+            <wp:docPr id="391724828" name="Picture 1"/>
+            <wp:cNvGraphicFramePr>
+              <a:graphicFrameLocks xmlns:a="http://schemas.openxmlformats.org/drawingml/2006/main" noChangeAspect="1"/>
+            </wp:cNvGraphicFramePr>
+            <a:graphic xmlns:a="http://schemas.openxmlformats.org/drawingml/2006/main">
+              <a:graphicData uri="http://schemas.openxmlformats.org/drawingml/2006/picture">
+                <pic:pic xmlns:pic="http://schemas.openxmlformats.org/drawingml/2006/picture">
+                  <pic:nvPicPr>
+                    <pic:cNvPr id="391724828" name=""/>
+                    <pic:cNvPicPr/>
+                  </pic:nvPicPr>
+                  <pic:blipFill>
+                    <a:blip r:embed="rId18"/>
+                    <a:stretch>
+                      <a:fillRect/>
+                    </a:stretch>
+                  </pic:blipFill>
+                  <pic:spPr>
+                    <a:xfrm>
+                      <a:off x="0" y="0"/>
+                      <a:ext cx="3162741" cy="4153480"/>
+                    </a:xfrm>
+                    <a:prstGeom prst="rect">
+                      <a:avLst/>
+                    </a:prstGeom>
+                  </pic:spPr>
+                </pic:pic>
+              </a:graphicData>
+            </a:graphic>
+          </wp:inline>
+        </w:drawing>
+      </w:r>
+    </w:p>
     <w:p/>
+    <w:p/>
+    <w:p/>
+    <w:p>
+      <w:pPr>
+        <w:pStyle w:val="Heading3"/>
+      </w:pPr>
+    </w:p>
+    <w:p>
+      <w:pPr>
+        <w:pStyle w:val="Heading3"/>
+      </w:pPr>
+    </w:p>
+    <w:p>
+      <w:pPr>
+        <w:pStyle w:val="Heading3"/>
+      </w:pPr>
+    </w:p>
+    <w:p>
+      <w:pPr>
+        <w:pStyle w:val="Heading3"/>
+      </w:pPr>
+    </w:p>
+    <w:p>
+      <w:pPr>
+        <w:pStyle w:val="Heading3"/>
+      </w:pPr>
+    </w:p>
+    <w:p>
+      <w:pPr>
+        <w:pStyle w:val="Heading3"/>
+      </w:pPr>
+    </w:p>
+    <w:p>
+      <w:pPr>
+        <w:pStyle w:val="Heading3"/>
+      </w:pPr>
+    </w:p>
+    <w:p>
+      <w:pPr>
+        <w:pStyle w:val="Heading3"/>
+      </w:pPr>
+    </w:p>
+    <w:p>
+      <w:pPr>
+        <w:pStyle w:val="Heading3"/>
+      </w:pPr>
+      <w:r>
+        <w:t>Task7:</w:t>
+      </w:r>
+    </w:p>
+    <w:p>
+      <w:pPr>
+        <w:rPr>
+          <w:u w:val="single"/>
+        </w:rPr>
+      </w:pPr>
+      <w:r>
+        <w:drawing>
+          <wp:anchor distT="0" distB="0" distL="114300" distR="114300" simplePos="0" relativeHeight="251664384" behindDoc="1" locked="0" layoutInCell="1" allowOverlap="1" wp14:anchorId="054059F5" wp14:editId="358A2601">
+            <wp:simplePos x="0" y="0"/>
+            <wp:positionH relativeFrom="margin">
+              <wp:posOffset>-64165</wp:posOffset>
+            </wp:positionH>
+            <wp:positionV relativeFrom="paragraph">
+              <wp:posOffset>502920</wp:posOffset>
+            </wp:positionV>
+            <wp:extent cx="5943600" cy="4656455"/>
+            <wp:effectExtent l="0" t="0" r="0" b="0"/>
+            <wp:wrapTight wrapText="bothSides">
+              <wp:wrapPolygon edited="0">
+                <wp:start x="0" y="0"/>
+                <wp:lineTo x="0" y="21473"/>
+                <wp:lineTo x="21531" y="21473"/>
+                <wp:lineTo x="21531" y="0"/>
+                <wp:lineTo x="0" y="0"/>
+              </wp:wrapPolygon>
+            </wp:wrapTight>
+            <wp:docPr id="1686793717" name="Picture 1"/>
+            <wp:cNvGraphicFramePr>
+              <a:graphicFrameLocks xmlns:a="http://schemas.openxmlformats.org/drawingml/2006/main" noChangeAspect="1"/>
+            </wp:cNvGraphicFramePr>
+            <a:graphic xmlns:a="http://schemas.openxmlformats.org/drawingml/2006/main">
+              <a:graphicData uri="http://schemas.openxmlformats.org/drawingml/2006/picture">
+                <pic:pic xmlns:pic="http://schemas.openxmlformats.org/drawingml/2006/picture">
+                  <pic:nvPicPr>
+                    <pic:cNvPr id="1686793717" name=""/>
+                    <pic:cNvPicPr/>
+                  </pic:nvPicPr>
+                  <pic:blipFill>
+                    <a:blip r:embed="rId19">
+                      <a:extLst>
+                        <a:ext uri="{28A0092B-C50C-407E-A947-70E740481C1C}">
+                          <a14:useLocalDpi xmlns:a14="http://schemas.microsoft.com/office/drawing/2010/main" val="0"/>
+                        </a:ext>
+                      </a:extLst>
+                    </a:blip>
+                    <a:stretch>
+                      <a:fillRect/>
+                    </a:stretch>
+                  </pic:blipFill>
+                  <pic:spPr>
+                    <a:xfrm>
+                      <a:off x="0" y="0"/>
+                      <a:ext cx="5943600" cy="4656455"/>
+                    </a:xfrm>
+                    <a:prstGeom prst="rect">
+                      <a:avLst/>
+                    </a:prstGeom>
+                  </pic:spPr>
+                </pic:pic>
+              </a:graphicData>
+            </a:graphic>
+            <wp14:sizeRelV relativeFrom="margin">
+              <wp14:pctHeight>0</wp14:pctHeight>
+            </wp14:sizeRelV>
+          </wp:anchor>
+        </w:drawing>
+      </w:r>
+      <w:r>
+        <w:rPr>
+          <w:u w:val="single"/>
+        </w:rPr>
+        <w:t>Patient class</w:t>
+      </w:r>
+    </w:p>
+    <w:p/>
+    <w:p>
+      <w:pPr>
+        <w:rPr>
+          <w:u w:val="single"/>
+        </w:rPr>
+      </w:pPr>
+      <w:r>
+        <w:rPr>
+          <w:u w:val="single"/>
+        </w:rPr>
+        <w:lastRenderedPageBreak/>
+        <w:drawing>
+          <wp:anchor distT="0" distB="0" distL="114300" distR="114300" simplePos="0" relativeHeight="251662336" behindDoc="0" locked="0" layoutInCell="1" allowOverlap="1" wp14:anchorId="21FC1301" wp14:editId="15C5A5B5">
+            <wp:simplePos x="0" y="0"/>
+            <wp:positionH relativeFrom="margin">
+              <wp:align>left</wp:align>
+            </wp:positionH>
+            <wp:positionV relativeFrom="paragraph">
+              <wp:posOffset>316702</wp:posOffset>
+            </wp:positionV>
+            <wp:extent cx="5720080" cy="7910195"/>
+            <wp:effectExtent l="0" t="0" r="0" b="0"/>
+            <wp:wrapSquare wrapText="bothSides"/>
+            <wp:docPr id="827640060" name="Picture 1"/>
+            <wp:cNvGraphicFramePr>
+              <a:graphicFrameLocks xmlns:a="http://schemas.openxmlformats.org/drawingml/2006/main" noChangeAspect="1"/>
+            </wp:cNvGraphicFramePr>
+            <a:graphic xmlns:a="http://schemas.openxmlformats.org/drawingml/2006/main">
+              <a:graphicData uri="http://schemas.openxmlformats.org/drawingml/2006/picture">
+                <pic:pic xmlns:pic="http://schemas.openxmlformats.org/drawingml/2006/picture">
+                  <pic:nvPicPr>
+                    <pic:cNvPr id="827640060" name=""/>
+                    <pic:cNvPicPr/>
+                  </pic:nvPicPr>
+                  <pic:blipFill>
+                    <a:blip r:embed="rId20">
+                      <a:extLst>
+                        <a:ext uri="{28A0092B-C50C-407E-A947-70E740481C1C}">
+                          <a14:useLocalDpi xmlns:a14="http://schemas.microsoft.com/office/drawing/2010/main" val="0"/>
+                        </a:ext>
+                      </a:extLst>
+                    </a:blip>
+                    <a:stretch>
+                      <a:fillRect/>
+                    </a:stretch>
+                  </pic:blipFill>
+                  <pic:spPr>
+                    <a:xfrm>
+                      <a:off x="0" y="0"/>
+                      <a:ext cx="5720080" cy="7910195"/>
+                    </a:xfrm>
+                    <a:prstGeom prst="rect">
+                      <a:avLst/>
+                    </a:prstGeom>
+                  </pic:spPr>
+                </pic:pic>
+              </a:graphicData>
+            </a:graphic>
+            <wp14:sizeRelH relativeFrom="margin">
+              <wp14:pctWidth>0</wp14:pctWidth>
+            </wp14:sizeRelH>
+            <wp14:sizeRelV relativeFrom="margin">
+              <wp14:pctHeight>0</wp14:pctHeight>
+            </wp14:sizeRelV>
+          </wp:anchor>
+        </w:drawing>
+      </w:r>
+      <w:r>
+        <w:rPr>
+          <w:u w:val="single"/>
+        </w:rPr>
+        <w:t>Hospital class:</w:t>
+      </w:r>
+    </w:p>
+    <w:p>
+      <w:pPr>
+        <w:rPr>
+          <w:u w:val="single"/>
+        </w:rPr>
+      </w:pPr>
+      <w:r>
+        <w:rPr>
+          <w:u w:val="single"/>
+        </w:rPr>
+        <w:lastRenderedPageBreak/>
+        <w:t>Main:</w:t>
+      </w:r>
+    </w:p>
+    <w:p>
+      <w:r>
+        <w:drawing>
+          <wp:inline distT="0" distB="0" distL="0" distR="0" wp14:anchorId="085B4E09" wp14:editId="4F75334F">
+            <wp:extent cx="5943600" cy="2498090"/>
+            <wp:effectExtent l="0" t="0" r="0" b="0"/>
+            <wp:docPr id="1580183028" name="Picture 1"/>
+            <wp:cNvGraphicFramePr>
+              <a:graphicFrameLocks xmlns:a="http://schemas.openxmlformats.org/drawingml/2006/main" noChangeAspect="1"/>
+            </wp:cNvGraphicFramePr>
+            <a:graphic xmlns:a="http://schemas.openxmlformats.org/drawingml/2006/main">
+              <a:graphicData uri="http://schemas.openxmlformats.org/drawingml/2006/picture">
+                <pic:pic xmlns:pic="http://schemas.openxmlformats.org/drawingml/2006/picture">
+                  <pic:nvPicPr>
+                    <pic:cNvPr id="1580183028" name=""/>
+                    <pic:cNvPicPr/>
+                  </pic:nvPicPr>
+                  <pic:blipFill>
+                    <a:blip r:embed="rId21"/>
+                    <a:stretch>
+                      <a:fillRect/>
+                    </a:stretch>
+                  </pic:blipFill>
+                  <pic:spPr>
+                    <a:xfrm>
+                      <a:off x="0" y="0"/>
+                      <a:ext cx="5943600" cy="2498090"/>
+                    </a:xfrm>
+                    <a:prstGeom prst="rect">
+                      <a:avLst/>
+                    </a:prstGeom>
+                  </pic:spPr>
+                </pic:pic>
+              </a:graphicData>
+            </a:graphic>
+          </wp:inline>
+        </w:drawing>
+      </w:r>
+    </w:p>
+    <w:p>
+      <w:pPr>
+        <w:pStyle w:val="Heading3"/>
+      </w:pPr>
+      <w:r>
+        <w:t>Output:</w:t>
+      </w:r>
+    </w:p>
+    <w:p>
+      <w:r>
+        <w:rPr>
+          <w:noProof/>
+        </w:rPr>
+        <w:drawing>
+          <wp:inline distT="0" distB="0" distL="0" distR="0" wp14:anchorId="2CC4D9C4" wp14:editId="16E2FFF5">
+            <wp:extent cx="3171429" cy="1457143"/>
+            <wp:effectExtent l="0" t="0" r="0" b="0"/>
+            <wp:docPr id="89699467" name="Picture 1"/>
+            <wp:cNvGraphicFramePr>
+              <a:graphicFrameLocks xmlns:a="http://schemas.openxmlformats.org/drawingml/2006/main" noChangeAspect="1"/>
+            </wp:cNvGraphicFramePr>
+            <a:graphic xmlns:a="http://schemas.openxmlformats.org/drawingml/2006/main">
+              <a:graphicData uri="http://schemas.openxmlformats.org/drawingml/2006/picture">
+                <pic:pic xmlns:pic="http://schemas.openxmlformats.org/drawingml/2006/picture">
+                  <pic:nvPicPr>
+                    <pic:cNvPr id="89699467" name=""/>
+                    <pic:cNvPicPr/>
+                  </pic:nvPicPr>
+                  <pic:blipFill>
+                    <a:blip r:embed="rId22"/>
+                    <a:stretch>
+                      <a:fillRect/>
+                    </a:stretch>
+                  </pic:blipFill>
+                  <pic:spPr>
+                    <a:xfrm>
+                      <a:off x="0" y="0"/>
+                      <a:ext cx="3171429" cy="1457143"/>
+                    </a:xfrm>
+                    <a:prstGeom prst="rect">
+                      <a:avLst/>
+                    </a:prstGeom>
+                  </pic:spPr>
+                </pic:pic>
+              </a:graphicData>
+            </a:graphic>
+          </wp:inline>
+        </w:drawing>
+      </w:r>
+    </w:p>
+    <w:p>
+      <w:pPr>
+        <w:pStyle w:val="Heading1"/>
+      </w:pPr>
+      <w:r>
+        <w:lastRenderedPageBreak/>
+        <w:t>Exercises:</w:t>
+      </w:r>
+    </w:p>
+    <w:p>
+      <w:pPr>
+        <w:pStyle w:val="Heading3"/>
+      </w:pPr>
+      <w:r>
+        <w:t>Ex1:</w:t>
+      </w:r>
+    </w:p>
+    <w:p>
+      <w:r>
+        <w:drawing>
+          <wp:inline distT="0" distB="0" distL="0" distR="0" wp14:anchorId="593F5FB5" wp14:editId="1DDBA519">
+            <wp:extent cx="5943600" cy="5302885"/>
+            <wp:effectExtent l="0" t="0" r="0" b="0"/>
+            <wp:docPr id="1386885188" name="Picture 1"/>
+            <wp:cNvGraphicFramePr>
+              <a:graphicFrameLocks xmlns:a="http://schemas.openxmlformats.org/drawingml/2006/main" noChangeAspect="1"/>
+            </wp:cNvGraphicFramePr>
+            <a:graphic xmlns:a="http://schemas.openxmlformats.org/drawingml/2006/main">
+              <a:graphicData uri="http://schemas.openxmlformats.org/drawingml/2006/picture">
+                <pic:pic xmlns:pic="http://schemas.openxmlformats.org/drawingml/2006/picture">
+                  <pic:nvPicPr>
+                    <pic:cNvPr id="1386885188" name=""/>
+                    <pic:cNvPicPr/>
+                  </pic:nvPicPr>
+                  <pic:blipFill>
+                    <a:blip r:embed="rId23"/>
+                    <a:stretch>
+                      <a:fillRect/>
+                    </a:stretch>
+                  </pic:blipFill>
+                  <pic:spPr>
+                    <a:xfrm>
+                      <a:off x="0" y="0"/>
+                      <a:ext cx="5943600" cy="5302885"/>
+                    </a:xfrm>
+                    <a:prstGeom prst="rect">
+                      <a:avLst/>
+                    </a:prstGeom>
+                  </pic:spPr>
+                </pic:pic>
+              </a:graphicData>
+            </a:graphic>
+          </wp:inline>
+        </w:drawing>
+      </w:r>
+    </w:p>
+    <w:p>
+      <w:pPr>
+        <w:pStyle w:val="Heading3"/>
+      </w:pPr>
+      <w:r>
+        <w:t>Output:</w:t>
+      </w:r>
+    </w:p>
+    <w:p>
+      <w:r>
+        <w:drawing>
+          <wp:inline distT="0" distB="0" distL="0" distR="0" wp14:anchorId="31DD1AE8" wp14:editId="0A5E13A5">
+            <wp:extent cx="838317" cy="285790"/>
+            <wp:effectExtent l="0" t="0" r="0" b="0"/>
+            <wp:docPr id="836386807" name="Picture 1"/>
+            <wp:cNvGraphicFramePr>
+              <a:graphicFrameLocks xmlns:a="http://schemas.openxmlformats.org/drawingml/2006/main" noChangeAspect="1"/>
+            </wp:cNvGraphicFramePr>
+            <a:graphic xmlns:a="http://schemas.openxmlformats.org/drawingml/2006/main">
+              <a:graphicData uri="http://schemas.openxmlformats.org/drawingml/2006/picture">
+                <pic:pic xmlns:pic="http://schemas.openxmlformats.org/drawingml/2006/picture">
+                  <pic:nvPicPr>
+                    <pic:cNvPr id="836386807" name=""/>
+                    <pic:cNvPicPr/>
+                  </pic:nvPicPr>
+                  <pic:blipFill>
+                    <a:blip r:embed="rId24"/>
+                    <a:stretch>
+                      <a:fillRect/>
+                    </a:stretch>
+                  </pic:blipFill>
+                  <pic:spPr>
+                    <a:xfrm>
+                      <a:off x="0" y="0"/>
+                      <a:ext cx="838317" cy="285790"/>
+                    </a:xfrm>
+                    <a:prstGeom prst="rect">
+                      <a:avLst/>
+                    </a:prstGeom>
+                  </pic:spPr>
+                </pic:pic>
+              </a:graphicData>
+            </a:graphic>
+          </wp:inline>
+        </w:drawing>
+      </w:r>
+    </w:p>
+    <w:p>
+      <w:pPr>
+        <w:pStyle w:val="Heading3"/>
+      </w:pPr>
+      <w:r>
+        <w:lastRenderedPageBreak/>
+        <w:t>Ex2:</w:t>
+      </w:r>
+    </w:p>
+    <w:p>
+      <w:r>
+        <w:drawing>
+          <wp:inline distT="0" distB="0" distL="0" distR="0" wp14:anchorId="1D4FB853" wp14:editId="165F11A9">
+            <wp:extent cx="5696745" cy="4248743"/>
+            <wp:effectExtent l="0" t="0" r="0" b="0"/>
+            <wp:docPr id="75778010" name="Picture 1"/>
+            <wp:cNvGraphicFramePr>
+              <a:graphicFrameLocks xmlns:a="http://schemas.openxmlformats.org/drawingml/2006/main" noChangeAspect="1"/>
+            </wp:cNvGraphicFramePr>
+            <a:graphic xmlns:a="http://schemas.openxmlformats.org/drawingml/2006/main">
+              <a:graphicData uri="http://schemas.openxmlformats.org/drawingml/2006/picture">
+                <pic:pic xmlns:pic="http://schemas.openxmlformats.org/drawingml/2006/picture">
+                  <pic:nvPicPr>
+                    <pic:cNvPr id="75778010" name=""/>
+                    <pic:cNvPicPr/>
+                  </pic:nvPicPr>
+                  <pic:blipFill>
+                    <a:blip r:embed="rId25"/>
+                    <a:stretch>
+                      <a:fillRect/>
+                    </a:stretch>
+                  </pic:blipFill>
+                  <pic:spPr>
+                    <a:xfrm>
+                      <a:off x="0" y="0"/>
+                      <a:ext cx="5696745" cy="4248743"/>
+                    </a:xfrm>
+                    <a:prstGeom prst="rect">
+                      <a:avLst/>
+                    </a:prstGeom>
+                  </pic:spPr>
+                </pic:pic>
+              </a:graphicData>
+            </a:graphic>
+          </wp:inline>
+        </w:drawing>
+      </w:r>
+    </w:p>
+    <w:p>
+      <w:pPr>
+        <w:pStyle w:val="Heading3"/>
+      </w:pPr>
+      <w:proofErr w:type="spellStart"/>
+      <w:r>
+        <w:t>Ouput</w:t>
+      </w:r>
+      <w:proofErr w:type="spellEnd"/>
+      <w:r>
+        <w:t>:</w:t>
+      </w:r>
+    </w:p>
+    <w:p>
+      <w:r>
+        <w:rPr>
+          <w:noProof/>
+        </w:rPr>
+        <w:drawing>
+          <wp:inline distT="0" distB="0" distL="0" distR="0" wp14:anchorId="5F56C83C" wp14:editId="1F4CA0FB">
+            <wp:extent cx="1685714" cy="323810"/>
+            <wp:effectExtent l="0" t="0" r="0" b="635"/>
+            <wp:docPr id="1897692802" name="Picture 1"/>
+            <wp:cNvGraphicFramePr>
+              <a:graphicFrameLocks xmlns:a="http://schemas.openxmlformats.org/drawingml/2006/main" noChangeAspect="1"/>
+            </wp:cNvGraphicFramePr>
+            <a:graphic xmlns:a="http://schemas.openxmlformats.org/drawingml/2006/main">
+              <a:graphicData uri="http://schemas.openxmlformats.org/drawingml/2006/picture">
+                <pic:pic xmlns:pic="http://schemas.openxmlformats.org/drawingml/2006/picture">
+                  <pic:nvPicPr>
+                    <pic:cNvPr id="1897692802" name=""/>
+                    <pic:cNvPicPr/>
+                  </pic:nvPicPr>
+                  <pic:blipFill>
+                    <a:blip r:embed="rId26"/>
+                    <a:stretch>
+                      <a:fillRect/>
+                    </a:stretch>
+                  </pic:blipFill>
+                  <pic:spPr>
+                    <a:xfrm>
+                      <a:off x="0" y="0"/>
+                      <a:ext cx="1685714" cy="323810"/>
+                    </a:xfrm>
+                    <a:prstGeom prst="rect">
+                      <a:avLst/>
+                    </a:prstGeom>
+                  </pic:spPr>
+                </pic:pic>
+              </a:graphicData>
+            </a:graphic>
+          </wp:inline>
+        </w:drawing>
+      </w:r>
+    </w:p>
+    <w:p>
+      <w:pPr>
+        <w:pStyle w:val="Heading3"/>
+      </w:pPr>
+      <w:r>
+        <w:t>Ex3</w:t>
+      </w:r>
+      <w:r>
+        <w:t>:</w:t>
+      </w:r>
+    </w:p>
+    <w:p>
+      <w:r>
+        <w:t xml:space="preserve"> </w:t>
+      </w:r>
+    </w:p>
+    <w:p/>
+    <w:p>
+      <w:r>
+        <w:lastRenderedPageBreak/>
+        <w:drawing>
+          <wp:inline distT="0" distB="0" distL="0" distR="0" wp14:anchorId="1DBB20DD" wp14:editId="2EE8931B">
+            <wp:extent cx="5058481" cy="4182059"/>
+            <wp:effectExtent l="0" t="0" r="8890" b="9525"/>
+            <wp:docPr id="1048632732" name="Picture 1"/>
+            <wp:cNvGraphicFramePr>
+              <a:graphicFrameLocks xmlns:a="http://schemas.openxmlformats.org/drawingml/2006/main" noChangeAspect="1"/>
+            </wp:cNvGraphicFramePr>
+            <a:graphic xmlns:a="http://schemas.openxmlformats.org/drawingml/2006/main">
+              <a:graphicData uri="http://schemas.openxmlformats.org/drawingml/2006/picture">
+                <pic:pic xmlns:pic="http://schemas.openxmlformats.org/drawingml/2006/picture">
+                  <pic:nvPicPr>
+                    <pic:cNvPr id="1048632732" name=""/>
+                    <pic:cNvPicPr/>
+                  </pic:nvPicPr>
+                  <pic:blipFill>
+                    <a:blip r:embed="rId27"/>
+                    <a:stretch>
+                      <a:fillRect/>
+                    </a:stretch>
+                  </pic:blipFill>
+                  <pic:spPr>
+                    <a:xfrm>
+                      <a:off x="0" y="0"/>
+                      <a:ext cx="5058481" cy="4182059"/>
+                    </a:xfrm>
+                    <a:prstGeom prst="rect">
+                      <a:avLst/>
+                    </a:prstGeom>
+                  </pic:spPr>
+                </pic:pic>
+              </a:graphicData>
+            </a:graphic>
+          </wp:inline>
+        </w:drawing>
+      </w:r>
+    </w:p>
+    <w:p>
+      <w:pPr>
+        <w:pStyle w:val="Heading3"/>
+      </w:pPr>
+      <w:r>
+        <w:t>Output:</w:t>
+      </w:r>
+    </w:p>
+    <w:p>
+      <w:r>
+        <w:rPr>
+          <w:noProof/>
+        </w:rPr>
+        <w:drawing>
+          <wp:inline distT="0" distB="0" distL="0" distR="0" wp14:anchorId="2084AFA2" wp14:editId="1D52AB87">
+            <wp:extent cx="1000000" cy="266667"/>
+            <wp:effectExtent l="0" t="0" r="0" b="635"/>
+            <wp:docPr id="919136382" name="Picture 1"/>
+            <wp:cNvGraphicFramePr>
+              <a:graphicFrameLocks xmlns:a="http://schemas.openxmlformats.org/drawingml/2006/main" noChangeAspect="1"/>
+            </wp:cNvGraphicFramePr>
+            <a:graphic xmlns:a="http://schemas.openxmlformats.org/drawingml/2006/main">
+              <a:graphicData uri="http://schemas.openxmlformats.org/drawingml/2006/picture">
+                <pic:pic xmlns:pic="http://schemas.openxmlformats.org/drawingml/2006/picture">
+                  <pic:nvPicPr>
+                    <pic:cNvPr id="919136382" name=""/>
+                    <pic:cNvPicPr/>
+                  </pic:nvPicPr>
+                  <pic:blipFill>
+                    <a:blip r:embed="rId28"/>
+                    <a:stretch>
+                      <a:fillRect/>
+                    </a:stretch>
+                  </pic:blipFill>
+                  <pic:spPr>
+                    <a:xfrm>
+                      <a:off x="0" y="0"/>
+                      <a:ext cx="1000000" cy="266667"/>
+                    </a:xfrm>
+                    <a:prstGeom prst="rect">
+                      <a:avLst/>
+                    </a:prstGeom>
+                  </pic:spPr>
+                </pic:pic>
+              </a:graphicData>
+            </a:graphic>
+          </wp:inline>
+        </w:drawing>
+      </w:r>
+    </w:p>
+    <w:p>
+      <w:pPr>
+        <w:pStyle w:val="Heading3"/>
+      </w:pPr>
+      <w:r>
+        <w:lastRenderedPageBreak/>
+        <w:t>Ex4:</w:t>
+      </w:r>
+    </w:p>
+    <w:p>
+      <w:r>
+        <w:drawing>
+          <wp:inline distT="0" distB="0" distL="0" distR="0" wp14:anchorId="10CC0698" wp14:editId="313671DE">
+            <wp:extent cx="5943600" cy="4561205"/>
+            <wp:effectExtent l="0" t="0" r="0" b="0"/>
+            <wp:docPr id="161703214" name="Picture 1"/>
+            <wp:cNvGraphicFramePr>
+              <a:graphicFrameLocks xmlns:a="http://schemas.openxmlformats.org/drawingml/2006/main" noChangeAspect="1"/>
+            </wp:cNvGraphicFramePr>
+            <a:graphic xmlns:a="http://schemas.openxmlformats.org/drawingml/2006/main">
+              <a:graphicData uri="http://schemas.openxmlformats.org/drawingml/2006/picture">
+                <pic:pic xmlns:pic="http://schemas.openxmlformats.org/drawingml/2006/picture">
+                  <pic:nvPicPr>
+                    <pic:cNvPr id="161703214" name=""/>
+                    <pic:cNvPicPr/>
+                  </pic:nvPicPr>
+                  <pic:blipFill>
+                    <a:blip r:embed="rId29"/>
+                    <a:stretch>
+                      <a:fillRect/>
+                    </a:stretch>
+                  </pic:blipFill>
+                  <pic:spPr>
+                    <a:xfrm>
+                      <a:off x="0" y="0"/>
+                      <a:ext cx="5943600" cy="4561205"/>
+                    </a:xfrm>
+                    <a:prstGeom prst="rect">
+                      <a:avLst/>
+                    </a:prstGeom>
+                  </pic:spPr>
+                </pic:pic>
+              </a:graphicData>
+            </a:graphic>
+          </wp:inline>
+        </w:drawing>
+      </w:r>
+    </w:p>
+    <w:p>
+      <w:pPr>
+        <w:pStyle w:val="Heading3"/>
+      </w:pPr>
+      <w:r>
+        <w:t>Output:</w:t>
+      </w:r>
+    </w:p>
+    <w:p>
+      <w:r>
+        <w:drawing>
+          <wp:inline distT="0" distB="0" distL="0" distR="0" wp14:anchorId="1C0DE231" wp14:editId="5BAB3F46">
+            <wp:extent cx="2867425" cy="333422"/>
+            <wp:effectExtent l="0" t="0" r="0" b="9525"/>
+            <wp:docPr id="1297277102" name="Picture 1"/>
+            <wp:cNvGraphicFramePr>
+              <a:graphicFrameLocks xmlns:a="http://schemas.openxmlformats.org/drawingml/2006/main" noChangeAspect="1"/>
+            </wp:cNvGraphicFramePr>
+            <a:graphic xmlns:a="http://schemas.openxmlformats.org/drawingml/2006/main">
+              <a:graphicData uri="http://schemas.openxmlformats.org/drawingml/2006/picture">
+                <pic:pic xmlns:pic="http://schemas.openxmlformats.org/drawingml/2006/picture">
+                  <pic:nvPicPr>
+                    <pic:cNvPr id="1297277102" name=""/>
+                    <pic:cNvPicPr/>
+                  </pic:nvPicPr>
+                  <pic:blipFill>
+                    <a:blip r:embed="rId30"/>
+                    <a:stretch>
+                      <a:fillRect/>
+                    </a:stretch>
+                  </pic:blipFill>
+                  <pic:spPr>
+                    <a:xfrm>
+                      <a:off x="0" y="0"/>
+                      <a:ext cx="2867425" cy="333422"/>
+                    </a:xfrm>
+                    <a:prstGeom prst="rect">
+                      <a:avLst/>
+                    </a:prstGeom>
+                  </pic:spPr>
+                </pic:pic>
+              </a:graphicData>
+            </a:graphic>
+          </wp:inline>
+        </w:drawing>
+      </w:r>
+    </w:p>
+    <w:p>
+      <w:pPr>
+        <w:pStyle w:val="Heading3"/>
+      </w:pPr>
+      <w:r>
+        <w:lastRenderedPageBreak/>
+        <w:t>Ex5:</w:t>
+      </w:r>
+    </w:p>
+    <w:p>
+      <w:r>
+        <w:drawing>
+          <wp:inline distT="0" distB="0" distL="0" distR="0" wp14:anchorId="385DA29C" wp14:editId="7B341329">
+            <wp:extent cx="5792008" cy="7154273"/>
+            <wp:effectExtent l="0" t="0" r="0" b="8890"/>
+            <wp:docPr id="1742323925" name="Picture 1"/>
+            <wp:cNvGraphicFramePr>
+              <a:graphicFrameLocks xmlns:a="http://schemas.openxmlformats.org/drawingml/2006/main" noChangeAspect="1"/>
+            </wp:cNvGraphicFramePr>
+            <a:graphic xmlns:a="http://schemas.openxmlformats.org/drawingml/2006/main">
+              <a:graphicData uri="http://schemas.openxmlformats.org/drawingml/2006/picture">
+                <pic:pic xmlns:pic="http://schemas.openxmlformats.org/drawingml/2006/picture">
+                  <pic:nvPicPr>
+                    <pic:cNvPr id="1742323925" name=""/>
+                    <pic:cNvPicPr/>
+                  </pic:nvPicPr>
+                  <pic:blipFill>
+                    <a:blip r:embed="rId31"/>
+                    <a:stretch>
+                      <a:fillRect/>
+                    </a:stretch>
+                  </pic:blipFill>
+                  <pic:spPr>
+                    <a:xfrm>
+                      <a:off x="0" y="0"/>
+                      <a:ext cx="5792008" cy="7154273"/>
+                    </a:xfrm>
+                    <a:prstGeom prst="rect">
+                      <a:avLst/>
+                    </a:prstGeom>
+                  </pic:spPr>
+                </pic:pic>
+              </a:graphicData>
+            </a:graphic>
+          </wp:inline>
+        </w:drawing>
+      </w:r>
+    </w:p>
+    <w:p>
+      <w:pPr>
+        <w:pStyle w:val="Heading3"/>
+      </w:pPr>
+      <w:r>
+        <w:lastRenderedPageBreak/>
+        <w:t>Output:</w:t>
+      </w:r>
+    </w:p>
+    <w:p>
+      <w:r>
+        <w:drawing>
+          <wp:inline distT="0" distB="0" distL="0" distR="0" wp14:anchorId="7DC1A94B" wp14:editId="0988909E">
+            <wp:extent cx="3934374" cy="1124107"/>
+            <wp:effectExtent l="0" t="0" r="9525" b="0"/>
+            <wp:docPr id="557516573" name="Picture 1"/>
+            <wp:cNvGraphicFramePr>
+              <a:graphicFrameLocks xmlns:a="http://schemas.openxmlformats.org/drawingml/2006/main" noChangeAspect="1"/>
+            </wp:cNvGraphicFramePr>
+            <a:graphic xmlns:a="http://schemas.openxmlformats.org/drawingml/2006/main">
+              <a:graphicData uri="http://schemas.openxmlformats.org/drawingml/2006/picture">
+                <pic:pic xmlns:pic="http://schemas.openxmlformats.org/drawingml/2006/picture">
+                  <pic:nvPicPr>
+                    <pic:cNvPr id="557516573" name=""/>
+                    <pic:cNvPicPr/>
+                  </pic:nvPicPr>
+                  <pic:blipFill>
+                    <a:blip r:embed="rId32"/>
+                    <a:stretch>
+                      <a:fillRect/>
+                    </a:stretch>
+                  </pic:blipFill>
+                  <pic:spPr>
+                    <a:xfrm>
+                      <a:off x="0" y="0"/>
+                      <a:ext cx="3934374" cy="1124107"/>
+                    </a:xfrm>
+                    <a:prstGeom prst="rect">
+                      <a:avLst/>
+                    </a:prstGeom>
+                  </pic:spPr>
+                </pic:pic>
+              </a:graphicData>
+            </a:graphic>
+          </wp:inline>
+        </w:drawing>
+      </w:r>
+    </w:p>
+    <w:p>
+      <w:pPr>
+        <w:pStyle w:val="Heading3"/>
+      </w:pPr>
+      <w:r>
+        <w:lastRenderedPageBreak/>
+        <w:t>Ex6:</w:t>
+      </w:r>
+      <w:r>
+        <w:t xml:space="preserve"> </w:t>
+      </w:r>
+    </w:p>
+    <w:p>
+      <w:r>
+        <w:drawing>
+          <wp:anchor distT="0" distB="0" distL="114300" distR="114300" simplePos="0" relativeHeight="251665408" behindDoc="0" locked="0" layoutInCell="1" allowOverlap="1" wp14:anchorId="3C87443C" wp14:editId="502FE870">
+            <wp:simplePos x="0" y="0"/>
+            <wp:positionH relativeFrom="margin">
+              <wp:posOffset>169545</wp:posOffset>
+            </wp:positionH>
+            <wp:positionV relativeFrom="paragraph">
+              <wp:posOffset>25400</wp:posOffset>
+            </wp:positionV>
+            <wp:extent cx="5166360" cy="7952740"/>
+            <wp:effectExtent l="0" t="0" r="0" b="0"/>
+            <wp:wrapSquare wrapText="bothSides"/>
+            <wp:docPr id="1291279184" name="Picture 1"/>
+            <wp:cNvGraphicFramePr>
+              <a:graphicFrameLocks xmlns:a="http://schemas.openxmlformats.org/drawingml/2006/main" noChangeAspect="1"/>
+            </wp:cNvGraphicFramePr>
+            <a:graphic xmlns:a="http://schemas.openxmlformats.org/drawingml/2006/main">
+              <a:graphicData uri="http://schemas.openxmlformats.org/drawingml/2006/picture">
+                <pic:pic xmlns:pic="http://schemas.openxmlformats.org/drawingml/2006/picture">
+                  <pic:nvPicPr>
+                    <pic:cNvPr id="1291279184" name=""/>
+                    <pic:cNvPicPr/>
+                  </pic:nvPicPr>
+                  <pic:blipFill>
+                    <a:blip r:embed="rId33">
+                      <a:extLst>
+                        <a:ext uri="{28A0092B-C50C-407E-A947-70E740481C1C}">
+                          <a14:useLocalDpi xmlns:a14="http://schemas.microsoft.com/office/drawing/2010/main" val="0"/>
+                        </a:ext>
+                      </a:extLst>
+                    </a:blip>
+                    <a:stretch>
+                      <a:fillRect/>
+                    </a:stretch>
+                  </pic:blipFill>
+                  <pic:spPr>
+                    <a:xfrm>
+                      <a:off x="0" y="0"/>
+                      <a:ext cx="5166360" cy="7952740"/>
+                    </a:xfrm>
+                    <a:prstGeom prst="rect">
+                      <a:avLst/>
+                    </a:prstGeom>
+                  </pic:spPr>
+                </pic:pic>
+              </a:graphicData>
+            </a:graphic>
+            <wp14:sizeRelH relativeFrom="margin">
+              <wp14:pctWidth>0</wp14:pctWidth>
+            </wp14:sizeRelH>
+            <wp14:sizeRelV relativeFrom="margin">
+              <wp14:pctHeight>0</wp14:pctHeight>
+            </wp14:sizeRelV>
+          </wp:anchor>
+        </w:drawing>
+      </w:r>
+    </w:p>
+    <w:p>
+      <w:pPr>
+        <w:pStyle w:val="Heading3"/>
+      </w:pPr>
+      <w:r>
+        <w:lastRenderedPageBreak/>
+        <w:t>Output:</w:t>
+      </w:r>
+    </w:p>
+    <w:p>
+      <w:r>
+        <w:drawing>
+          <wp:inline distT="0" distB="0" distL="0" distR="0" wp14:anchorId="0B670016" wp14:editId="03C2A6EE">
+            <wp:extent cx="4146698" cy="3997325"/>
+            <wp:effectExtent l="0" t="0" r="6350" b="3175"/>
+            <wp:docPr id="668506008" name="Picture 1"/>
+            <wp:cNvGraphicFramePr>
+              <a:graphicFrameLocks xmlns:a="http://schemas.openxmlformats.org/drawingml/2006/main" noChangeAspect="1"/>
+            </wp:cNvGraphicFramePr>
+            <a:graphic xmlns:a="http://schemas.openxmlformats.org/drawingml/2006/main">
+              <a:graphicData uri="http://schemas.openxmlformats.org/drawingml/2006/picture">
+                <pic:pic xmlns:pic="http://schemas.openxmlformats.org/drawingml/2006/picture">
+                  <pic:nvPicPr>
+                    <pic:cNvPr id="668506008" name=""/>
+                    <pic:cNvPicPr/>
+                  </pic:nvPicPr>
+                  <pic:blipFill>
+                    <a:blip r:embed="rId34"/>
+                    <a:stretch>
+                      <a:fillRect/>
+                    </a:stretch>
+                  </pic:blipFill>
+                  <pic:spPr>
+                    <a:xfrm>
+                      <a:off x="0" y="0"/>
+                      <a:ext cx="4149290" cy="3999824"/>
+                    </a:xfrm>
+                    <a:prstGeom prst="rect">
+                      <a:avLst/>
+                    </a:prstGeom>
+                  </pic:spPr>
+                </pic:pic>
+              </a:graphicData>
+            </a:graphic>
+          </wp:inline>
+        </w:drawing>
+      </w:r>
+    </w:p>
     <w:sectPr>
-      <w:footerReference w:type="default" r:id="rId13"/>
+      <w:footerReference w:type="default" r:id="rId35"/>
       <w:pgSz w:w="12240" w:h="15840"/>
       <w:pgMar w:top="1440" w:right="1440" w:bottom="1440" w:left="1440" w:header="708" w:footer="708" w:gutter="0"/>
       <w:pgBorders w:offsetFrom="page">
@@ -2337,6 +3560,26 @@
 </a:theme>
 </file>
 
+<file path=word/webextensions/taskpanes.xml><?xml version="1.0" encoding="utf-8"?>
+<wetp:taskpanes xmlns:wetp="http://schemas.microsoft.com/office/webextensions/taskpanes/2010/11">
+  <wetp:taskpane dockstate="right" visibility="0" width="525" row="3">
+    <wetp:webextensionref xmlns:r="http://schemas.openxmlformats.org/officeDocument/2006/relationships" r:id="rId1"/>
+  </wetp:taskpane>
+</wetp:taskpanes>
+</file>
+
+<file path=word/webextensions/webextension1.xml><?xml version="1.0" encoding="utf-8"?>
+<we:webextension xmlns:we="http://schemas.microsoft.com/office/webextensions/webextension/2010/11" id="{91494036-09FD-4734-9ECB-004F4F839C78}">
+  <we:reference id="910b3606-c594-4269-ad46-839f729a249f" version="1.1.0.0" store="EXCatalog" storeType="EXCatalog"/>
+  <we:alternateReferences>
+    <we:reference id="WA104380992" version="1.1.0.0" store="en-US" storeType="OMEX"/>
+  </we:alternateReferences>
+  <we:properties/>
+  <we:bindings/>
+  <we:snapshot xmlns:r="http://schemas.openxmlformats.org/officeDocument/2006/relationships"/>
+</we:webextension>
+</file>
+
 <file path=customXml/item1.xml><?xml version="1.0" encoding="utf-8"?>
 <CoverPageProperties xmlns="http://schemas.microsoft.com/office/2006/coverPageProps">
   <PublishDate/>
